--- a/templates/hu/imo_authorization.docx
+++ b/templates/hu/imo_authorization.docx
@@ -50,6 +50,28 @@
                 <w:b/>
                 <w:sz w:val="28"/>
               </w:rPr>
+              <w:t>Meghatalmazás</w:t>
+            </w:r>
+          </w:p>
+        </w:tc>
+        <w:tc>
+          <w:tcPr>
+            <w:tcW w:w="4536" w:type="dxa"/>
+            <w:gridSpan w:val="6"/>
+          </w:tcPr>
+          <w:p>
+            <w:pPr>
+              <w:jc w:val="center"/>
+              <w:rPr>
+                <w:b/>
+                <w:sz w:val="28"/>
+              </w:rPr>
+            </w:pPr>
+            <w:r>
+              <w:rPr>
+                <w:b/>
+                <w:sz w:val="28"/>
+              </w:rPr>
               <w:t>Authori</w:t>
             </w:r>
             <w:r>
@@ -65,28 +87,6 @@
                 <w:sz w:val="28"/>
               </w:rPr>
               <w:t>ation</w:t>
-            </w:r>
-          </w:p>
-        </w:tc>
-        <w:tc>
-          <w:tcPr>
-            <w:tcW w:w="4536" w:type="dxa"/>
-            <w:gridSpan w:val="6"/>
-          </w:tcPr>
-          <w:p>
-            <w:pPr>
-              <w:jc w:val="center"/>
-              <w:rPr>
-                <w:b/>
-                <w:sz w:val="28"/>
-              </w:rPr>
-            </w:pPr>
-            <w:r>
-              <w:rPr>
-                <w:b/>
-                <w:sz w:val="28"/>
-              </w:rPr>
-              <w:t>Meghatalmazás</w:t>
             </w:r>
           </w:p>
         </w:tc>
@@ -132,6 +132,366 @@
           <w:p>
             <w:pPr>
               <w:jc w:val="both"/>
+            </w:pPr>
+            <w:r>
+              <w:t xml:space="preserve">Alulírott </w:t>
+            </w:r>
+            <w:r>
+              <w:rPr>
+                <w:b/>
+              </w:rPr>
+              <w:t xml:space="preserve">{{name}}</w:t>
+            </w:r>
+            <w:r>
+              <w:rPr>
+                <w:b/>
+              </w:rPr>
+              <w:t xml:space="preserve"/>
+            </w:r>
+            <w:r>
+              <w:rPr>
+                <w:b/>
+              </w:rPr>
+              <w:t xml:space="preserve"/>
+            </w:r>
+            <w:r>
+              <w:rPr>
+                <w:b/>
+              </w:rPr>
+              <w:t xml:space="preserve"> </w:t>
+            </w:r>
+            <w:r>
+              <w:t xml:space="preserve">(szül</w:t>
+            </w:r>
+            <w:r>
+              <w:rPr>
+                <w:lang w:eastAsia="zh-CN"/>
+              </w:rPr>
+              <w:t xml:space="preserve">etési dátum</w:t>
+            </w:r>
+            <w:r>
+              <w:t xml:space="preserve">: </w:t>
+            </w:r>
+            <w:r>
+              <w:rPr>
+                <w:b/>
+              </w:rPr>
+              <w:t xml:space="preserve">{{birth_date_hu}}</w:t>
+            </w:r>
+            <w:r>
+              <w:rPr>
+                <w:b/>
+              </w:rPr>
+              <w:t xml:space="preserve"/>
+            </w:r>
+            <w:r>
+              <w:rPr>
+                <w:b/>
+              </w:rPr>
+              <w:t xml:space="preserve"/>
+            </w:r>
+            <w:r>
+              <w:rPr>
+                <w:b/>
+              </w:rPr>
+              <w:t xml:space="preserve"/>
+            </w:r>
+            <w:r>
+              <w:rPr>
+                <w:b/>
+              </w:rPr>
+              <w:t xml:space="preserve"/>
+            </w:r>
+            <w:r>
+              <w:t xml:space="preserve">, any</w:t>
+            </w:r>
+            <w:r>
+              <w:rPr>
+                <w:lang w:eastAsia="zh-CN"/>
+              </w:rPr>
+              <w:t xml:space="preserve">j</w:t>
+            </w:r>
+            <w:r>
+              <w:t xml:space="preserve">a neve: </w:t>
+            </w:r>
+            <w:r>
+              <w:rPr>
+                <w:b/>
+              </w:rPr>
+              <w:t xml:space="preserve">{{mother_name}}</w:t>
+            </w:r>
+            <w:r>
+              <w:rPr>
+                <w:b/>
+              </w:rPr>
+              <w:t xml:space="preserve"/>
+            </w:r>
+            <w:r>
+              <w:rPr>
+                <w:b/>
+              </w:rPr>
+              <w:t xml:space="preserve"/>
+            </w:r>
+            <w:r>
+              <w:t xml:space="preserve">), meghatalmazom</w:t>
+            </w:r>
+            <w:r>
+              <w:rPr>
+                <w:b/>
+              </w:rPr>
+              <w:t xml:space="preserve"> </w:t>
+            </w:r>
+            <w:r>
+              <w:rPr>
+                <w:b/>
+              </w:rPr>
+              <w:t xml:space="preserve">{{auth_name}}</w:t>
+            </w:r>
+            <w:r>
+              <w:rPr>
+                <w:b/>
+              </w:rPr>
+              <w:t xml:space="preserve"/>
+            </w:r>
+            <w:r>
+              <w:rPr>
+                <w:b/>
+              </w:rPr>
+              <w:t xml:space="preserve"/>
+            </w:r>
+            <w:r>
+              <w:rPr>
+                <w:b/>
+              </w:rPr>
+              <w:t xml:space="preserve"> </w:t>
+            </w:r>
+            <w:r>
+              <w:t xml:space="preserve">(születési dátum: </w:t>
+            </w:r>
+            <w:r>
+              <w:rPr>
+                <w:b/>
+              </w:rPr>
+              <w:t xml:space="preserve">{{auth_birth_date_hu}}, </w:t>
+            </w:r>
+            <w:r>
+              <w:rPr>
+                <w:b/>
+              </w:rPr>
+              <w:t xml:space="preserve"/>
+            </w:r>
+            <w:r>
+              <w:rPr>
+                <w:b/>
+              </w:rPr>
+              <w:t xml:space="preserve"/>
+            </w:r>
+            <w:r>
+              <w:rPr>
+                <w:b/>
+              </w:rPr>
+              <w:t xml:space="preserve"/>
+            </w:r>
+            <w:r>
+              <w:rPr>
+                <w:b/>
+              </w:rPr>
+              <w:t xml:space="preserve"/>
+            </w:r>
+            <w:r>
+              <w:rPr>
+                <w:b/>
+              </w:rPr>
+              <w:t xml:space="preserve"/>
+            </w:r>
+            <w:r>
+              <w:rPr>
+                <w:b/>
+              </w:rPr>
+              <w:t xml:space="preserve"/>
+            </w:r>
+            <w:r>
+              <w:rPr>
+                <w:b/>
+              </w:rPr>
+              <w:t xml:space="preserve"/>
+            </w:r>
+            <w:r>
+              <w:rPr>
+                <w:b/>
+              </w:rPr>
+              <w:t xml:space="preserve"/>
+            </w:r>
+            <w:r>
+              <w:rPr>
+                <w:b/>
+              </w:rPr>
+              <w:t xml:space="preserve"/>
+            </w:r>
+            <w:r>
+              <w:rPr>
+                <w:b/>
+              </w:rPr>
+              <w:t xml:space="preserve"/>
+            </w:r>
+            <w:r>
+              <w:rPr>
+                <w:b/>
+              </w:rPr>
+              <w:t xml:space="preserve"/>
+            </w:r>
+            <w:r>
+              <w:rPr>
+                <w:b/>
+              </w:rPr>
+              <w:t xml:space="preserve"/>
+            </w:r>
+            <w:r>
+              <w:rPr>
+                <w:b/>
+              </w:rPr>
+              <w:t xml:space="preserve"/>
+            </w:r>
+            <w:r>
+              <w:rPr>
+                <w:b/>
+              </w:rPr>
+              <w:t xml:space="preserve"/>
+            </w:r>
+            <w:r>
+              <w:rPr>
+                <w:b/>
+                <w:lang w:eastAsia="zh-CN"/>
+              </w:rPr>
+              <w:t xml:space="preserve"/>
+            </w:r>
+            <w:r>
+              <w:rPr>
+                <w:b/>
+                <w:lang w:eastAsia="zh-CN"/>
+              </w:rPr>
+              <w:t xml:space="preserve"/>
+            </w:r>
+            <w:r>
+              <w:rPr>
+                <w:b/>
+                <w:lang w:eastAsia="zh-CN"/>
+              </w:rPr>
+              <w:t xml:space="preserve"/>
+            </w:r>
+            <w:r>
+              <w:rPr>
+                <w:b/>
+                <w:lang w:eastAsia="zh-CN"/>
+              </w:rPr>
+              <w:t xml:space="preserve"/>
+            </w:r>
+            <w:r>
+              <w:rPr>
+                <w:b/>
+                <w:lang w:eastAsia="zh-CN"/>
+              </w:rPr>
+              <w:t xml:space="preserve"/>
+            </w:r>
+            <w:r>
+              <w:rPr>
+                <w:b/>
+                <w:lang w:eastAsia="zh-CN"/>
+              </w:rPr>
+              <w:t xml:space="preserve"/>
+            </w:r>
+            <w:r>
+              <w:rPr>
+                <w:b/>
+                <w:lang w:eastAsia="zh-CN"/>
+              </w:rPr>
+              <w:t xml:space="preserve"/>
+            </w:r>
+            <w:r>
+              <w:t xml:space="preserve">any</w:t>
+            </w:r>
+            <w:r>
+              <w:t xml:space="preserve">j</w:t>
+            </w:r>
+            <w:r>
+              <w:t xml:space="preserve">a neve</w:t>
+            </w:r>
+            <w:r>
+              <w:t xml:space="preserve">: </w:t>
+            </w:r>
+            <w:r>
+              <w:rPr>
+                <w:b/>
+              </w:rPr>
+              <w:t xml:space="preserve">{{auth_mother}}</w:t>
+            </w:r>
+            <w:r>
+              <w:rPr>
+                <w:b/>
+              </w:rPr>
+              <w:t xml:space="preserve"/>
+            </w:r>
+            <w:r>
+              <w:rPr>
+                <w:b/>
+              </w:rPr>
+              <w:t xml:space="preserve"/>
+            </w:r>
+            <w:r>
+              <w:t xml:space="preserve">) {{auth_company_hu}} {{auth_position}} munkatársát</w:t>
+            </w:r>
+            <w:r>
+              <w:rPr>
+                <w:b/>
+              </w:rPr>
+              <w:t xml:space="preserve"/>
+            </w:r>
+            <w:r>
+              <w:rPr>
+                <w:b/>
+              </w:rPr>
+              <w:t xml:space="preserve"/>
+            </w:r>
+            <w:r>
+              <w:rPr>
+                <w:b/>
+              </w:rPr>
+              <w:t xml:space="preserve"/>
+            </w:r>
+            <w:r>
+              <w:t xml:space="preserve"/>
+            </w:r>
+            <w:r>
+              <w:rPr>
+                <w:b/>
+              </w:rPr>
+              <w:t xml:space="preserve"/>
+            </w:r>
+            <w:r>
+              <w:rPr>
+                <w:b/>
+              </w:rPr>
+              <w:t xml:space="preserve"/>
+            </w:r>
+            <w:r>
+              <w:rPr>
+                <w:b/>
+              </w:rPr>
+              <w:t xml:space="preserve"/>
+            </w:r>
+            <w:r>
+              <w:t xml:space="preserve">, hogy az Országos Idegenrendészeti Főigazgatóság kirendeltségein tartózkodási engedélyem iránti kérelmem és szálláshelybejelentőm ügyintézésével kapcsolatban, nevemben és helyettem teljeskörűen eljárjon, és a szükséges dokumentumokat aláírja.</w:t>
+            </w:r>
+          </w:p>
+        </w:tc>
+        <w:tc>
+          <w:tcPr>
+            <w:tcW w:w="4536" w:type="dxa"/>
+            <w:gridSpan w:val="6"/>
+          </w:tcPr>
+          <w:p>
+            <w:pPr>
+              <w:jc w:val="both"/>
               <w:rPr>
                 <w:lang w:val="en-GB"/>
               </w:rPr>
@@ -423,366 +783,6 @@
                 <w:lang w:val="en-GB"/>
               </w:rPr>
               <w:t xml:space="preserve">This authorization includes the authority to sign all necessary documents on my behalf.</w:t>
-            </w:r>
-          </w:p>
-        </w:tc>
-        <w:tc>
-          <w:tcPr>
-            <w:tcW w:w="4536" w:type="dxa"/>
-            <w:gridSpan w:val="6"/>
-          </w:tcPr>
-          <w:p>
-            <w:pPr>
-              <w:jc w:val="both"/>
-            </w:pPr>
-            <w:r>
-              <w:t xml:space="preserve">Alulírott </w:t>
-            </w:r>
-            <w:r>
-              <w:rPr>
-                <w:b/>
-              </w:rPr>
-              <w:t xml:space="preserve">{{name}}</w:t>
-            </w:r>
-            <w:r>
-              <w:rPr>
-                <w:b/>
-              </w:rPr>
-              <w:t xml:space="preserve"/>
-            </w:r>
-            <w:r>
-              <w:rPr>
-                <w:b/>
-              </w:rPr>
-              <w:t xml:space="preserve"/>
-            </w:r>
-            <w:r>
-              <w:rPr>
-                <w:b/>
-              </w:rPr>
-              <w:t xml:space="preserve"> </w:t>
-            </w:r>
-            <w:r>
-              <w:t xml:space="preserve">(szül</w:t>
-            </w:r>
-            <w:r>
-              <w:rPr>
-                <w:lang w:eastAsia="zh-CN"/>
-              </w:rPr>
-              <w:t xml:space="preserve">etési dátum</w:t>
-            </w:r>
-            <w:r>
-              <w:t xml:space="preserve">: </w:t>
-            </w:r>
-            <w:r>
-              <w:rPr>
-                <w:b/>
-              </w:rPr>
-              <w:t xml:space="preserve">{{birth_date_hu}}</w:t>
-            </w:r>
-            <w:r>
-              <w:rPr>
-                <w:b/>
-              </w:rPr>
-              <w:t xml:space="preserve"/>
-            </w:r>
-            <w:r>
-              <w:rPr>
-                <w:b/>
-              </w:rPr>
-              <w:t xml:space="preserve"/>
-            </w:r>
-            <w:r>
-              <w:rPr>
-                <w:b/>
-              </w:rPr>
-              <w:t xml:space="preserve"/>
-            </w:r>
-            <w:r>
-              <w:rPr>
-                <w:b/>
-              </w:rPr>
-              <w:t xml:space="preserve"/>
-            </w:r>
-            <w:r>
-              <w:t xml:space="preserve">, any</w:t>
-            </w:r>
-            <w:r>
-              <w:rPr>
-                <w:lang w:eastAsia="zh-CN"/>
-              </w:rPr>
-              <w:t xml:space="preserve">j</w:t>
-            </w:r>
-            <w:r>
-              <w:t xml:space="preserve">a neve: </w:t>
-            </w:r>
-            <w:r>
-              <w:rPr>
-                <w:b/>
-              </w:rPr>
-              <w:t xml:space="preserve">{{mother_name}}</w:t>
-            </w:r>
-            <w:r>
-              <w:rPr>
-                <w:b/>
-              </w:rPr>
-              <w:t xml:space="preserve"/>
-            </w:r>
-            <w:r>
-              <w:rPr>
-                <w:b/>
-              </w:rPr>
-              <w:t xml:space="preserve"/>
-            </w:r>
-            <w:r>
-              <w:t xml:space="preserve">), meghatalmazom</w:t>
-            </w:r>
-            <w:r>
-              <w:rPr>
-                <w:b/>
-              </w:rPr>
-              <w:t xml:space="preserve"> </w:t>
-            </w:r>
-            <w:r>
-              <w:rPr>
-                <w:b/>
-              </w:rPr>
-              <w:t xml:space="preserve">{{auth_name}}</w:t>
-            </w:r>
-            <w:r>
-              <w:rPr>
-                <w:b/>
-              </w:rPr>
-              <w:t xml:space="preserve"/>
-            </w:r>
-            <w:r>
-              <w:rPr>
-                <w:b/>
-              </w:rPr>
-              <w:t xml:space="preserve"/>
-            </w:r>
-            <w:r>
-              <w:rPr>
-                <w:b/>
-              </w:rPr>
-              <w:t xml:space="preserve"> </w:t>
-            </w:r>
-            <w:r>
-              <w:t xml:space="preserve">(születési dátum: </w:t>
-            </w:r>
-            <w:r>
-              <w:rPr>
-                <w:b/>
-              </w:rPr>
-              <w:t xml:space="preserve">{{auth_birth_date_hu}}, </w:t>
-            </w:r>
-            <w:r>
-              <w:rPr>
-                <w:b/>
-              </w:rPr>
-              <w:t xml:space="preserve"/>
-            </w:r>
-            <w:r>
-              <w:rPr>
-                <w:b/>
-              </w:rPr>
-              <w:t xml:space="preserve"/>
-            </w:r>
-            <w:r>
-              <w:rPr>
-                <w:b/>
-              </w:rPr>
-              <w:t xml:space="preserve"/>
-            </w:r>
-            <w:r>
-              <w:rPr>
-                <w:b/>
-              </w:rPr>
-              <w:t xml:space="preserve"/>
-            </w:r>
-            <w:r>
-              <w:rPr>
-                <w:b/>
-              </w:rPr>
-              <w:t xml:space="preserve"/>
-            </w:r>
-            <w:r>
-              <w:rPr>
-                <w:b/>
-              </w:rPr>
-              <w:t xml:space="preserve"/>
-            </w:r>
-            <w:r>
-              <w:rPr>
-                <w:b/>
-              </w:rPr>
-              <w:t xml:space="preserve"/>
-            </w:r>
-            <w:r>
-              <w:rPr>
-                <w:b/>
-              </w:rPr>
-              <w:t xml:space="preserve"/>
-            </w:r>
-            <w:r>
-              <w:rPr>
-                <w:b/>
-              </w:rPr>
-              <w:t xml:space="preserve"/>
-            </w:r>
-            <w:r>
-              <w:rPr>
-                <w:b/>
-              </w:rPr>
-              <w:t xml:space="preserve"/>
-            </w:r>
-            <w:r>
-              <w:rPr>
-                <w:b/>
-              </w:rPr>
-              <w:t xml:space="preserve"/>
-            </w:r>
-            <w:r>
-              <w:rPr>
-                <w:b/>
-              </w:rPr>
-              <w:t xml:space="preserve"/>
-            </w:r>
-            <w:r>
-              <w:rPr>
-                <w:b/>
-              </w:rPr>
-              <w:t xml:space="preserve"/>
-            </w:r>
-            <w:r>
-              <w:rPr>
-                <w:b/>
-              </w:rPr>
-              <w:t xml:space="preserve"/>
-            </w:r>
-            <w:r>
-              <w:rPr>
-                <w:b/>
-                <w:lang w:eastAsia="zh-CN"/>
-              </w:rPr>
-              <w:t xml:space="preserve"/>
-            </w:r>
-            <w:r>
-              <w:rPr>
-                <w:b/>
-                <w:lang w:eastAsia="zh-CN"/>
-              </w:rPr>
-              <w:t xml:space="preserve"/>
-            </w:r>
-            <w:r>
-              <w:rPr>
-                <w:b/>
-                <w:lang w:eastAsia="zh-CN"/>
-              </w:rPr>
-              <w:t xml:space="preserve"/>
-            </w:r>
-            <w:r>
-              <w:rPr>
-                <w:b/>
-                <w:lang w:eastAsia="zh-CN"/>
-              </w:rPr>
-              <w:t xml:space="preserve"/>
-            </w:r>
-            <w:r>
-              <w:rPr>
-                <w:b/>
-                <w:lang w:eastAsia="zh-CN"/>
-              </w:rPr>
-              <w:t xml:space="preserve"/>
-            </w:r>
-            <w:r>
-              <w:rPr>
-                <w:b/>
-                <w:lang w:eastAsia="zh-CN"/>
-              </w:rPr>
-              <w:t xml:space="preserve"/>
-            </w:r>
-            <w:r>
-              <w:rPr>
-                <w:b/>
-                <w:lang w:eastAsia="zh-CN"/>
-              </w:rPr>
-              <w:t xml:space="preserve"/>
-            </w:r>
-            <w:r>
-              <w:t xml:space="preserve">any</w:t>
-            </w:r>
-            <w:r>
-              <w:t xml:space="preserve">j</w:t>
-            </w:r>
-            <w:r>
-              <w:t xml:space="preserve">a neve</w:t>
-            </w:r>
-            <w:r>
-              <w:t xml:space="preserve">: </w:t>
-            </w:r>
-            <w:r>
-              <w:rPr>
-                <w:b/>
-              </w:rPr>
-              <w:t xml:space="preserve">{{auth_mother}}</w:t>
-            </w:r>
-            <w:r>
-              <w:rPr>
-                <w:b/>
-              </w:rPr>
-              <w:t xml:space="preserve"/>
-            </w:r>
-            <w:r>
-              <w:rPr>
-                <w:b/>
-              </w:rPr>
-              <w:t xml:space="preserve"/>
-            </w:r>
-            <w:r>
-              <w:t xml:space="preserve">) {{auth_company_hu}} {{auth_position}} munkatársát</w:t>
-            </w:r>
-            <w:r>
-              <w:rPr>
-                <w:b/>
-              </w:rPr>
-              <w:t xml:space="preserve"/>
-            </w:r>
-            <w:r>
-              <w:rPr>
-                <w:b/>
-              </w:rPr>
-              <w:t xml:space="preserve"/>
-            </w:r>
-            <w:r>
-              <w:rPr>
-                <w:b/>
-              </w:rPr>
-              <w:t xml:space="preserve"/>
-            </w:r>
-            <w:r>
-              <w:t xml:space="preserve"/>
-            </w:r>
-            <w:r>
-              <w:rPr>
-                <w:b/>
-              </w:rPr>
-              <w:t xml:space="preserve"/>
-            </w:r>
-            <w:r>
-              <w:rPr>
-                <w:b/>
-              </w:rPr>
-              <w:t xml:space="preserve"/>
-            </w:r>
-            <w:r>
-              <w:rPr>
-                <w:b/>
-              </w:rPr>
-              <w:t xml:space="preserve"/>
-            </w:r>
-            <w:r>
-              <w:t xml:space="preserve">, hogy az Országos Idegenrendészeti Főigazgatóság kirendeltségein tartózkodási engedélyem iránti kérelmem és szálláshelybejelentőm ügyintézésével kapcsolatban, nevemben és helyettem teljeskörűen eljárjon, és a szükséges dokumentumokat aláírja.</w:t>
             </w:r>
           </w:p>
         </w:tc>
@@ -811,6 +811,17 @@
           </w:tcPr>
           <w:p>
             <w:r>
+              <w:t>Jelen meghatalmazás visszavonásig érvényes.</w:t>
+            </w:r>
+          </w:p>
+        </w:tc>
+        <w:tc>
+          <w:tcPr>
+            <w:tcW w:w="4536" w:type="dxa"/>
+            <w:gridSpan w:val="6"/>
+          </w:tcPr>
+          <w:p>
+            <w:r>
               <w:rPr>
                 <w:lang w:val="en-GB"/>
               </w:rPr>
@@ -827,17 +838,6 @@
                 <w:lang w:val="en-GB"/>
               </w:rPr>
               <w:t>ation is valid until its recall.</w:t>
-            </w:r>
-          </w:p>
-        </w:tc>
-        <w:tc>
-          <w:tcPr>
-            <w:tcW w:w="4536" w:type="dxa"/>
-            <w:gridSpan w:val="6"/>
-          </w:tcPr>
-          <w:p>
-            <w:r>
-              <w:t>Jelen meghatalmazás visszavonásig érvényes.</w:t>
             </w:r>
           </w:p>
         </w:tc>
@@ -872,6 +872,86 @@
             </w:pPr>
             <w:r>
               <w:rPr>
+                <w:lang w:val="en-GB" w:eastAsia="zh-CN"/>
+              </w:rPr>
+              <w:t xml:space="preserve">{{place_hu}}, {{sign_date_hu}}</w:t>
+            </w:r>
+            <w:r>
+              <w:rPr>
+                <w:lang w:val="en-GB"/>
+              </w:rPr>
+              <w:t xml:space="preserve"/>
+            </w:r>
+            <w:r>
+              <w:rPr>
+                <w:lang w:val="en-GB"/>
+              </w:rPr>
+              <w:t xml:space="preserve"/>
+            </w:r>
+            <w:r>
+              <w:rPr>
+                <w:rFonts w:hint="eastAsia"/>
+                <w:lang w:val="en-GB"/>
+              </w:rPr>
+              <w:t xml:space="preserve"/>
+            </w:r>
+            <w:r>
+              <w:rPr>
+                <w:rFonts w:hint="eastAsia"/>
+                <w:lang w:val="en-GB"/>
+              </w:rPr>
+              <w:t xml:space="preserve"/>
+            </w:r>
+            <w:r>
+              <w:rPr>
+                <w:rFonts w:hint="eastAsia"/>
+                <w:lang w:val="en-GB"/>
+              </w:rPr>
+              <w:t xml:space="preserve"/>
+            </w:r>
+            <w:r>
+              <w:rPr>
+                <w:rFonts w:hint="eastAsia"/>
+                <w:lang w:val="en-GB"/>
+              </w:rPr>
+              <w:t xml:space="preserve"/>
+            </w:r>
+            <w:r>
+              <w:rPr>
+                <w:rFonts w:hint="eastAsia"/>
+                <w:lang w:val="en-GB"/>
+              </w:rPr>
+              <w:t xml:space="preserve"/>
+            </w:r>
+            <w:r>
+              <w:rPr>
+                <w:rFonts w:hint="eastAsia"/>
+                <w:lang w:val="en-GB"/>
+              </w:rPr>
+              <w:t xml:space="preserve"/>
+            </w:r>
+            <w:r>
+              <w:rPr>
+                <w:rFonts w:hint="eastAsia"/>
+                <w:lang w:val="en-GB"/>
+              </w:rPr>
+              <w:t xml:space="preserve"/>
+            </w:r>
+          </w:p>
+        </w:tc>
+        <w:tc>
+          <w:tcPr>
+            <w:tcW w:w="4536" w:type="dxa"/>
+            <w:gridSpan w:val="6"/>
+          </w:tcPr>
+          <w:p>
+            <w:pPr>
+              <w:rPr>
+                <w:lang w:val="en-GB"/>
+              </w:rPr>
+            </w:pPr>
+            <w:r>
+              <w:rPr>
                 <w:lang w:val="en-GB"/>
               </w:rPr>
               <w:t xml:space="preserve">{{place_en}}, {{sign_date_en}}</w:t>
@@ -885,86 +965,6 @@
             <w:r>
               <w:rPr>
                 <w:lang w:val="en-GB" w:eastAsia="zh-CN"/>
-              </w:rPr>
-              <w:t xml:space="preserve"/>
-            </w:r>
-          </w:p>
-        </w:tc>
-        <w:tc>
-          <w:tcPr>
-            <w:tcW w:w="4536" w:type="dxa"/>
-            <w:gridSpan w:val="6"/>
-          </w:tcPr>
-          <w:p>
-            <w:pPr>
-              <w:rPr>
-                <w:lang w:val="en-GB"/>
-              </w:rPr>
-            </w:pPr>
-            <w:r>
-              <w:rPr>
-                <w:lang w:val="en-GB" w:eastAsia="zh-CN"/>
-              </w:rPr>
-              <w:t xml:space="preserve">{{place_hu}}, {{sign_date_hu}}</w:t>
-            </w:r>
-            <w:r>
-              <w:rPr>
-                <w:lang w:val="en-GB"/>
-              </w:rPr>
-              <w:t xml:space="preserve"/>
-            </w:r>
-            <w:r>
-              <w:rPr>
-                <w:lang w:val="en-GB"/>
-              </w:rPr>
-              <w:t xml:space="preserve"/>
-            </w:r>
-            <w:r>
-              <w:rPr>
-                <w:rFonts w:hint="eastAsia"/>
-                <w:lang w:val="en-GB"/>
-              </w:rPr>
-              <w:t xml:space="preserve"/>
-            </w:r>
-            <w:r>
-              <w:rPr>
-                <w:rFonts w:hint="eastAsia"/>
-                <w:lang w:val="en-GB"/>
-              </w:rPr>
-              <w:t xml:space="preserve"/>
-            </w:r>
-            <w:r>
-              <w:rPr>
-                <w:rFonts w:hint="eastAsia"/>
-                <w:lang w:val="en-GB"/>
-              </w:rPr>
-              <w:t xml:space="preserve"/>
-            </w:r>
-            <w:r>
-              <w:rPr>
-                <w:rFonts w:hint="eastAsia"/>
-                <w:lang w:val="en-GB"/>
-              </w:rPr>
-              <w:t xml:space="preserve"/>
-            </w:r>
-            <w:r>
-              <w:rPr>
-                <w:rFonts w:hint="eastAsia"/>
-                <w:lang w:val="en-GB"/>
-              </w:rPr>
-              <w:t xml:space="preserve"/>
-            </w:r>
-            <w:r>
-              <w:rPr>
-                <w:rFonts w:hint="eastAsia"/>
-                <w:lang w:val="en-GB"/>
-              </w:rPr>
-              <w:t xml:space="preserve"/>
-            </w:r>
-            <w:r>
-              <w:rPr>
-                <w:rFonts w:hint="eastAsia"/>
-                <w:lang w:val="en-GB"/>
               </w:rPr>
               <w:t xml:space="preserve"/>
             </w:r>
@@ -978,13 +978,13 @@
             <w:gridSpan w:val="6"/>
           </w:tcPr>
           <w:p/>
-          <w:p/>
-        </w:tc>
-        <w:tc>
-          <w:tcPr>
-            <w:tcW w:w="4536" w:type="dxa"/>
-            <w:gridSpan w:val="6"/>
-          </w:tcPr>
+        </w:tc>
+        <w:tc>
+          <w:tcPr>
+            <w:tcW w:w="4536" w:type="dxa"/>
+            <w:gridSpan w:val="6"/>
+          </w:tcPr>
+          <w:p/>
           <w:p/>
         </w:tc>
       </w:tr>
@@ -1028,10 +1028,10 @@
               <w:rPr>
                 <w:lang w:val="en-GB"/>
               </w:rPr>
-              <w:t>Principal/</w:t>
-            </w:r>
-            <w:r>
-              <w:t>Meghatalmazó</w:t>
+              <w:t xml:space="preserve">Meghatalmazó/Principal</w:t>
+            </w:r>
+            <w:r>
+              <w:t xml:space="preserve"/>
             </w:r>
           </w:p>
         </w:tc>
@@ -1058,13 +1058,6 @@
             <w:tcW w:w="4536" w:type="dxa"/>
             <w:gridSpan w:val="6"/>
           </w:tcPr>
-          <w:p/>
-        </w:tc>
-        <w:tc>
-          <w:tcPr>
-            <w:tcW w:w="4536" w:type="dxa"/>
-            <w:gridSpan w:val="6"/>
-          </w:tcPr>
           <w:p>
             <w:pPr>
               <w:rPr>
@@ -1072,6 +1065,13 @@
               </w:rPr>
             </w:pPr>
           </w:p>
+        </w:tc>
+        <w:tc>
+          <w:tcPr>
+            <w:tcW w:w="4536" w:type="dxa"/>
+            <w:gridSpan w:val="6"/>
+          </w:tcPr>
+          <w:p/>
         </w:tc>
       </w:tr>
       <w:tr>
@@ -1081,6 +1081,17 @@
             <w:gridSpan w:val="6"/>
           </w:tcPr>
           <w:p>
+            <w:r>
+              <w:t>Jelen meghatalmazást elfogadom.</w:t>
+            </w:r>
+          </w:p>
+        </w:tc>
+        <w:tc>
+          <w:tcPr>
+            <w:tcW w:w="4536" w:type="dxa"/>
+            <w:gridSpan w:val="6"/>
+          </w:tcPr>
+          <w:p>
             <w:pPr>
               <w:jc w:val="both"/>
               <w:rPr>
@@ -1092,17 +1103,6 @@
                 <w:lang w:val="en-GB"/>
               </w:rPr>
               <w:t>I hereby accept this authorization.</w:t>
-            </w:r>
-          </w:p>
-        </w:tc>
-        <w:tc>
-          <w:tcPr>
-            <w:tcW w:w="4536" w:type="dxa"/>
-            <w:gridSpan w:val="6"/>
-          </w:tcPr>
-          <w:p>
-            <w:r>
-              <w:t>Jelen meghatalmazást elfogadom.</w:t>
             </w:r>
           </w:p>
         </w:tc>
@@ -1113,6 +1113,13 @@
             <w:tcW w:w="4536" w:type="dxa"/>
             <w:gridSpan w:val="6"/>
           </w:tcPr>
+          <w:p/>
+        </w:tc>
+        <w:tc>
+          <w:tcPr>
+            <w:tcW w:w="4536" w:type="dxa"/>
+            <w:gridSpan w:val="6"/>
+          </w:tcPr>
           <w:p>
             <w:pPr>
               <w:jc w:val="both"/>
@@ -1131,13 +1138,6 @@
             <w:bookmarkStart w:id="0" w:name="_GoBack"/>
             <w:bookmarkEnd w:id="0"/>
           </w:p>
-        </w:tc>
-        <w:tc>
-          <w:tcPr>
-            <w:tcW w:w="4536" w:type="dxa"/>
-            <w:gridSpan w:val="6"/>
-          </w:tcPr>
-          <w:p/>
         </w:tc>
       </w:tr>
       <w:tr>
@@ -1180,10 +1180,10 @@
               <w:rPr>
                 <w:lang w:val="en-GB"/>
               </w:rPr>
-              <w:t>Authorized person/</w:t>
-            </w:r>
-            <w:r>
-              <w:t>Meghatalmazott</w:t>
+              <w:t xml:space="preserve">Meghatalmazott/Authorized person</w:t>
+            </w:r>
+            <w:r>
+              <w:t xml:space="preserve"/>
             </w:r>
           </w:p>
         </w:tc>
@@ -1220,26 +1220,26 @@
               <w:rPr>
                 <w:b/>
               </w:rPr>
-              <w:t>Witness/Tanú 1</w:t>
-            </w:r>
-          </w:p>
-        </w:tc>
-        <w:tc>
-          <w:tcPr>
-            <w:tcW w:w="4536" w:type="dxa"/>
-            <w:gridSpan w:val="6"/>
-          </w:tcPr>
-          <w:p>
-            <w:pPr>
-              <w:rPr>
-                <w:b/>
-              </w:rPr>
-            </w:pPr>
-            <w:r>
-              <w:rPr>
-                <w:b/>
-              </w:rPr>
-              <w:t>Witness/Tanú 2</w:t>
+              <w:t xml:space="preserve">Tanú/Witness 1</w:t>
+            </w:r>
+          </w:p>
+        </w:tc>
+        <w:tc>
+          <w:tcPr>
+            <w:tcW w:w="4536" w:type="dxa"/>
+            <w:gridSpan w:val="6"/>
+          </w:tcPr>
+          <w:p>
+            <w:pPr>
+              <w:rPr>
+                <w:b/>
+              </w:rPr>
+            </w:pPr>
+            <w:r>
+              <w:rPr>
+                <w:b/>
+              </w:rPr>
+              <w:t xml:space="preserve">Tanú/Witness 2</w:t>
             </w:r>
           </w:p>
         </w:tc>
@@ -1262,16 +1262,16 @@
                 <w:lang w:val="en-GB"/>
               </w:rPr>
               <w:lastRenderedPageBreak/>
-              <w:t>Name/</w:t>
-            </w:r>
-            <w:r>
-              <w:t>Név</w:t>
-            </w:r>
-            <w:r>
-              <w:rPr>
-                <w:lang w:val="en-GB"/>
-              </w:rPr>
-              <w:t>:</w:t>
+              <w:t xml:space="preserve">Név/Name</w:t>
+            </w:r>
+            <w:r>
+              <w:t xml:space="preserve"/>
+            </w:r>
+            <w:r>
+              <w:rPr>
+                <w:lang w:val="en-GB"/>
+              </w:rPr>
+              <w:t xml:space="preserve">:</w:t>
             </w:r>
           </w:p>
         </w:tc>
@@ -1335,16 +1335,16 @@
               <w:rPr>
                 <w:lang w:val="en-GB"/>
               </w:rPr>
-              <w:t>Name/</w:t>
-            </w:r>
-            <w:r>
-              <w:t>Név</w:t>
-            </w:r>
-            <w:r>
-              <w:rPr>
-                <w:lang w:val="en-GB"/>
-              </w:rPr>
-              <w:t>:</w:t>
+              <w:t xml:space="preserve">Név/Name</w:t>
+            </w:r>
+            <w:r>
+              <w:t xml:space="preserve"/>
+            </w:r>
+            <w:r>
+              <w:rPr>
+                <w:lang w:val="en-GB"/>
+              </w:rPr>
+              <w:t xml:space="preserve">:</w:t>
             </w:r>
           </w:p>
         </w:tc>
@@ -1410,10 +1410,10 @@
               <w:rPr>
                 <w:lang w:val="en-GB"/>
               </w:rPr>
-              <w:t>ID/</w:t>
-            </w:r>
-            <w:r>
-              <w:t>Igazolvány:</w:t>
+              <w:t xml:space="preserve">Igazolvány/ID</w:t>
+            </w:r>
+            <w:r>
+              <w:t xml:space="preserve">:</w:t>
             </w:r>
           </w:p>
         </w:tc>
@@ -1477,10 +1477,10 @@
               <w:rPr>
                 <w:lang w:val="en-GB"/>
               </w:rPr>
-              <w:t>ID/</w:t>
-            </w:r>
-            <w:r>
-              <w:t>Igazolvány:</w:t>
+              <w:t xml:space="preserve">Igazolvány/ID</w:t>
+            </w:r>
+            <w:r>
+              <w:t xml:space="preserve">:</w:t>
             </w:r>
           </w:p>
         </w:tc>
@@ -1546,16 +1546,16 @@
               <w:rPr>
                 <w:lang w:val="en-GB"/>
               </w:rPr>
-              <w:t>Address/</w:t>
-            </w:r>
-            <w:r>
-              <w:t>Cím</w:t>
-            </w:r>
-            <w:r>
-              <w:rPr>
-                <w:lang w:val="en-GB"/>
-              </w:rPr>
-              <w:t>:</w:t>
+              <w:t xml:space="preserve">Cím/Address</w:t>
+            </w:r>
+            <w:r>
+              <w:t xml:space="preserve"/>
+            </w:r>
+            <w:r>
+              <w:rPr>
+                <w:lang w:val="en-GB"/>
+              </w:rPr>
+              <w:t xml:space="preserve">:</w:t>
             </w:r>
           </w:p>
         </w:tc>
@@ -1619,16 +1619,16 @@
               <w:rPr>
                 <w:lang w:val="en-GB"/>
               </w:rPr>
-              <w:t>Address/</w:t>
-            </w:r>
-            <w:r>
-              <w:t>Cím</w:t>
-            </w:r>
-            <w:r>
-              <w:rPr>
-                <w:lang w:val="en-GB"/>
-              </w:rPr>
-              <w:t>:</w:t>
+              <w:t xml:space="preserve">Cím/Address</w:t>
+            </w:r>
+            <w:r>
+              <w:t xml:space="preserve"/>
+            </w:r>
+            <w:r>
+              <w:rPr>
+                <w:lang w:val="en-GB"/>
+              </w:rPr>
+              <w:t xml:space="preserve">:</w:t>
             </w:r>
           </w:p>
         </w:tc>
@@ -1772,10 +1772,10 @@
               <w:rPr>
                 <w:lang w:val="en-GB"/>
               </w:rPr>
-              <w:t>Signature/Al</w:t>
-            </w:r>
-            <w:r>
-              <w:t>áírás</w:t>
+              <w:t xml:space="preserve">Aláírás/Signature</w:t>
+            </w:r>
+            <w:r>
+              <w:t xml:space="preserve"/>
             </w:r>
           </w:p>
         </w:tc>
@@ -1792,10 +1792,10 @@
               <w:rPr>
                 <w:lang w:val="en-GB"/>
               </w:rPr>
-              <w:t>Signature/Al</w:t>
-            </w:r>
-            <w:r>
-              <w:t>áírás</w:t>
+              <w:t xml:space="preserve">Aláírás/Signature</w:t>
+            </w:r>
+            <w:r>
+              <w:t xml:space="preserve"/>
             </w:r>
           </w:p>
         </w:tc>
